--- a/Toy_Instructions/Sound_Movement_Light/Playskool_Stack_'n_Spin_Monkey_Gears/Playskool_Stack_'n_Spin_Monkey_Gears_Maker_Guide.docx
+++ b/Toy_Instructions/Sound_Movement_Light/Playskool_Stack_'n_Spin_Monkey_Gears/Playskool_Stack_'n_Spin_Monkey_Gears_Maker_Guide.docx
@@ -270,8 +270,24 @@
           </w:p>
           <w:p>
             <w:pPr>
-              <w:pStyle w:val="ListParagraph"/>
-            </w:pPr>
+              <w:ind w:left="360"/>
+            </w:pPr>
+          </w:p>
+          <w:p>
+            <w:r>
+              <w:t xml:space="preserve">Refer to the </w:t>
+            </w:r>
+            <w:hyperlink r:id="rId13" w:history="1">
+              <w:r>
+                <w:rPr>
+                  <w:rStyle w:val="Hyperlink"/>
+                </w:rPr>
+                <w:t>Tool and Component List</w:t>
+              </w:r>
+            </w:hyperlink>
+            <w:r>
+              <w:t xml:space="preserve"> for purchasing details.</w:t>
+            </w:r>
           </w:p>
         </w:tc>
       </w:tr>
@@ -324,7 +340,7 @@
                           </pic:cNvPicPr>
                         </pic:nvPicPr>
                         <pic:blipFill rotWithShape="1">
-                          <a:blip r:embed="rId13" cstate="print">
+                          <a:blip r:embed="rId14" cstate="print">
                             <a:extLst>
                               <a:ext uri="{28A0092B-C50C-407E-A947-70E740481C1C}">
                                 <a14:useLocalDpi xmlns:a14="http://schemas.microsoft.com/office/drawing/2010/main" val="0"/>
@@ -421,7 +437,7 @@
                                 </pic:cNvPicPr>
                               </pic:nvPicPr>
                               <pic:blipFill rotWithShape="1">
-                                <a:blip r:embed="rId14" cstate="print">
+                                <a:blip r:embed="rId15" cstate="print">
                                   <a:extLst>
                                     <a:ext uri="{28A0092B-C50C-407E-A947-70E740481C1C}">
                                       <a14:useLocalDpi xmlns:a14="http://schemas.microsoft.com/office/drawing/2010/main" val="0"/>
@@ -458,7 +474,7 @@
                                 </pic:cNvPicPr>
                               </pic:nvPicPr>
                               <pic:blipFill rotWithShape="1">
-                                <a:blip r:embed="rId14" cstate="print">
+                                <a:blip r:embed="rId15" cstate="print">
                                   <a:extLst>
                                     <a:ext uri="{28A0092B-C50C-407E-A947-70E740481C1C}">
                                       <a14:useLocalDpi xmlns:a14="http://schemas.microsoft.com/office/drawing/2010/main" val="0"/>
@@ -495,7 +511,7 @@
                                 </pic:cNvPicPr>
                               </pic:nvPicPr>
                               <pic:blipFill>
-                                <a:blip r:embed="rId15">
+                                <a:blip r:embed="rId16">
                                   <a:extLst>
                                     <a:ext uri="{28A0092B-C50C-407E-A947-70E740481C1C}">
                                       <a14:useLocalDpi xmlns:a14="http://schemas.microsoft.com/office/drawing/2010/main" val="0"/>
@@ -553,13 +569,13 @@
                         <o:lock v:ext="edit" aspectratio="t"/>
                       </v:shapetype>
                       <v:shape id="Picture 1824767730" o:spid="_x0000_s1027" type="#_x0000_t75" alt="One duracell battery" style="position:absolute;width:6286;height:14033;visibility:visible;mso-wrap-style:square" o:gfxdata="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">
-                        <v:imagedata r:id="rId16" o:title="One duracell battery" cropleft="17617f" cropright="18514f"/>
+                        <v:imagedata r:id="rId17" o:title="One duracell battery" cropleft="17617f" cropright="18514f"/>
                       </v:shape>
                       <v:shape id="Picture 993697240" o:spid="_x0000_s1028" type="#_x0000_t75" alt="One duracell battery" style="position:absolute;left:4247;top:49;width:6299;height:14047;visibility:visible;mso-wrap-style:square" o:gfxdata="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">
-                        <v:imagedata r:id="rId16" o:title="One duracell battery" cropleft="17617f" cropright="18514f"/>
+                        <v:imagedata r:id="rId17" o:title="One duracell battery" cropleft="17617f" cropright="18514f"/>
                       </v:shape>
                       <v:shape id="Picture 2" o:spid="_x0000_s1029" type="#_x0000_t75" style="position:absolute;left:8744;top:49;width:6337;height:14021;visibility:visible;mso-wrap-style:square" o:gfxdata="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">
-                        <v:imagedata r:id="rId17" o:title=""/>
+                        <v:imagedata r:id="rId18" o:title=""/>
                       </v:shape>
                     </v:group>
                   </w:pict>
@@ -853,7 +869,7 @@
                           </pic:cNvPicPr>
                         </pic:nvPicPr>
                         <pic:blipFill rotWithShape="1">
-                          <a:blip r:embed="rId18">
+                          <a:blip r:embed="rId19">
                             <a:extLst>
                               <a:ext uri="{28A0092B-C50C-407E-A947-70E740481C1C}">
                                 <a14:useLocalDpi xmlns:a14="http://schemas.microsoft.com/office/drawing/2010/main" val="0"/>
@@ -986,7 +1002,7 @@
                           </pic:cNvPicPr>
                         </pic:nvPicPr>
                         <pic:blipFill rotWithShape="1">
-                          <a:blip r:embed="rId19">
+                          <a:blip r:embed="rId20">
                             <a:extLst>
                               <a:ext uri="{28A0092B-C50C-407E-A947-70E740481C1C}">
                                 <a14:useLocalDpi xmlns:a14="http://schemas.microsoft.com/office/drawing/2010/main" val="0"/>
@@ -1153,7 +1169,7 @@
                           </pic:cNvPicPr>
                         </pic:nvPicPr>
                         <pic:blipFill rotWithShape="1">
-                          <a:blip r:embed="rId20">
+                          <a:blip r:embed="rId21">
                             <a:extLst>
                               <a:ext uri="{28A0092B-C50C-407E-A947-70E740481C1C}">
                                 <a14:useLocalDpi xmlns:a14="http://schemas.microsoft.com/office/drawing/2010/main" val="0"/>
@@ -1274,23 +1290,7 @@
                 <w:sz w:val="24"/>
                 <w:szCs w:val="24"/>
               </w:rPr>
-              <w:t xml:space="preserve">Note: some cables come pre-wire stripped. If </w:t>
-            </w:r>
-            <w:proofErr w:type="gramStart"/>
-            <w:r>
-              <w:rPr>
-                <w:sz w:val="24"/>
-                <w:szCs w:val="24"/>
-              </w:rPr>
-              <w:t>not</w:t>
-            </w:r>
-            <w:proofErr w:type="gramEnd"/>
-            <w:r>
-              <w:rPr>
-                <w:sz w:val="24"/>
-                <w:szCs w:val="24"/>
-              </w:rPr>
-              <w:t xml:space="preserve"> please wire strip your cables. </w:t>
+              <w:t xml:space="preserve">Note: some cables come pre-wire stripped. If not please wire strip your cables. </w:t>
             </w:r>
           </w:p>
         </w:tc>
@@ -1347,7 +1347,7 @@
                           </pic:cNvPicPr>
                         </pic:nvPicPr>
                         <pic:blipFill rotWithShape="1">
-                          <a:blip r:embed="rId21">
+                          <a:blip r:embed="rId22">
                             <a:extLst>
                               <a:ext uri="{28A0092B-C50C-407E-A947-70E740481C1C}">
                                 <a14:useLocalDpi xmlns:a14="http://schemas.microsoft.com/office/drawing/2010/main" val="0"/>
@@ -1523,7 +1523,7 @@
                           </pic:cNvPicPr>
                         </pic:nvPicPr>
                         <pic:blipFill rotWithShape="1">
-                          <a:blip r:embed="rId22">
+                          <a:blip r:embed="rId23">
                             <a:extLst>
                               <a:ext uri="{28A0092B-C50C-407E-A947-70E740481C1C}">
                                 <a14:useLocalDpi xmlns:a14="http://schemas.microsoft.com/office/drawing/2010/main" val="0"/>
@@ -1874,7 +1874,7 @@
                           </pic:cNvPicPr>
                         </pic:nvPicPr>
                         <pic:blipFill rotWithShape="1">
-                          <a:blip r:embed="rId23">
+                          <a:blip r:embed="rId24">
                             <a:extLst>
                               <a:ext uri="{28A0092B-C50C-407E-A947-70E740481C1C}">
                                 <a14:useLocalDpi xmlns:a14="http://schemas.microsoft.com/office/drawing/2010/main" val="0"/>
@@ -2225,7 +2225,7 @@
                           </pic:cNvPicPr>
                         </pic:nvPicPr>
                         <pic:blipFill rotWithShape="1">
-                          <a:blip r:embed="rId24">
+                          <a:blip r:embed="rId25">
                             <a:extLst>
                               <a:ext uri="{28A0092B-C50C-407E-A947-70E740481C1C}">
                                 <a14:useLocalDpi xmlns:a14="http://schemas.microsoft.com/office/drawing/2010/main" val="0"/>
@@ -2373,7 +2373,7 @@
                           </pic:cNvPicPr>
                         </pic:nvPicPr>
                         <pic:blipFill rotWithShape="1">
-                          <a:blip r:embed="rId25">
+                          <a:blip r:embed="rId26">
                             <a:extLst>
                               <a:ext uri="{28A0092B-C50C-407E-A947-70E740481C1C}">
                                 <a14:useLocalDpi xmlns:a14="http://schemas.microsoft.com/office/drawing/2010/main" val="0"/>
@@ -2526,7 +2526,7 @@
                           </pic:cNvPicPr>
                         </pic:nvPicPr>
                         <pic:blipFill rotWithShape="1">
-                          <a:blip r:embed="rId26">
+                          <a:blip r:embed="rId27">
                             <a:extLst>
                               <a:ext uri="{28A0092B-C50C-407E-A947-70E740481C1C}">
                                 <a14:useLocalDpi xmlns:a14="http://schemas.microsoft.com/office/drawing/2010/main" val="0"/>
@@ -2864,7 +2864,7 @@
                           </pic:cNvPicPr>
                         </pic:nvPicPr>
                         <pic:blipFill rotWithShape="1">
-                          <a:blip r:embed="rId27">
+                          <a:blip r:embed="rId28">
                             <a:extLst>
                               <a:ext uri="{28A0092B-C50C-407E-A947-70E740481C1C}">
                                 <a14:useLocalDpi xmlns:a14="http://schemas.microsoft.com/office/drawing/2010/main" val="0"/>
@@ -3021,7 +3021,7 @@
                           </pic:cNvPicPr>
                         </pic:nvPicPr>
                         <pic:blipFill rotWithShape="1">
-                          <a:blip r:embed="rId28">
+                          <a:blip r:embed="rId29">
                             <a:extLst>
                               <a:ext uri="{28A0092B-C50C-407E-A947-70E740481C1C}">
                                 <a14:useLocalDpi xmlns:a14="http://schemas.microsoft.com/office/drawing/2010/main" val="0"/>
@@ -3156,7 +3156,7 @@
                           </pic:cNvPicPr>
                         </pic:nvPicPr>
                         <pic:blipFill rotWithShape="1">
-                          <a:blip r:embed="rId29">
+                          <a:blip r:embed="rId30">
                             <a:extLst>
                               <a:ext uri="{28A0092B-C50C-407E-A947-70E740481C1C}">
                                 <a14:useLocalDpi xmlns:a14="http://schemas.microsoft.com/office/drawing/2010/main" val="0"/>
@@ -3263,8 +3263,8 @@
       </w:pPr>
     </w:p>
     <w:sectPr>
-      <w:headerReference w:type="default" r:id="rId30"/>
-      <w:footerReference w:type="default" r:id="rId31"/>
+      <w:headerReference w:type="default" r:id="rId31"/>
+      <w:footerReference w:type="default" r:id="rId32"/>
       <w:pgSz w:w="12240" w:h="15840"/>
       <w:pgMar w:top="1440" w:right="1440" w:bottom="1440" w:left="1440" w:header="720" w:footer="708" w:gutter="0"/>
       <w:cols w:space="708"/>
@@ -6419,6 +6419,19 @@
 </file>
 
 <file path=customXml/item1.xml><?xml version="1.0" encoding="utf-8"?>
+<?mso-contentType ?>
+<FormTemplates xmlns="http://schemas.microsoft.com/sharepoint/v3/contenttype/forms">
+  <Display>DocumentLibraryForm</Display>
+  <Edit>DocumentLibraryForm</Edit>
+  <New>DocumentLibraryForm</New>
+</FormTemplates>
+</file>
+
+<file path=customXml/item2.xml><?xml version="1.0" encoding="utf-8"?>
+<b:Sources xmlns:b="http://schemas.openxmlformats.org/officeDocument/2006/bibliography" xmlns="http://schemas.openxmlformats.org/officeDocument/2006/bibliography" SelectedStyle="\APASixthEditionOfficeOnline.xsl" StyleName="APA" Version="6"/>
+</file>
+
+<file path=customXml/item3.xml><?xml version="1.0" encoding="utf-8"?>
 <ct:contentTypeSchema xmlns:ct="http://schemas.microsoft.com/office/2006/metadata/contentType" xmlns:ma="http://schemas.microsoft.com/office/2006/metadata/properties/metaAttributes" ct:_="" ma:_="" ma:contentTypeName="Document" ma:contentTypeID="0x010100456CAEA290209545A9F8681F83603874" ma:contentTypeVersion="19" ma:contentTypeDescription="Create a new document." ma:contentTypeScope="" ma:versionID="4bf10bb897fc0ef406baa02b9d664253">
   <xsd:schema xmlns:xsd="http://www.w3.org/2001/XMLSchema" xmlns:xs="http://www.w3.org/2001/XMLSchema" xmlns:p="http://schemas.microsoft.com/office/2006/metadata/properties" xmlns:ns2="8cf100d1-0775-4feb-8634-62999c4541bc" xmlns:ns3="38b325e6-602c-452a-8617-173bf47082c5" targetNamespace="http://schemas.microsoft.com/office/2006/metadata/properties" ma:root="true" ma:fieldsID="1c6be4edf2b996d6a6f54fa7c1dd8d7b" ns2:_="" ns3:_="">
     <xsd:import namespace="8cf100d1-0775-4feb-8634-62999c4541bc"/>
@@ -6673,19 +6686,6 @@
 </ct:contentTypeSchema>
 </file>
 
-<file path=customXml/item2.xml><?xml version="1.0" encoding="utf-8"?>
-<b:Sources xmlns:b="http://schemas.openxmlformats.org/officeDocument/2006/bibliography" xmlns="http://schemas.openxmlformats.org/officeDocument/2006/bibliography" SelectedStyle="\APASixthEditionOfficeOnline.xsl" StyleName="APA" Version="6"/>
-</file>
-
-<file path=customXml/item3.xml><?xml version="1.0" encoding="utf-8"?>
-<?mso-contentType ?>
-<FormTemplates xmlns="http://schemas.microsoft.com/sharepoint/v3/contenttype/forms">
-  <Display>DocumentLibraryForm</Display>
-  <Edit>DocumentLibraryForm</Edit>
-  <New>DocumentLibraryForm</New>
-</FormTemplates>
-</file>
-
 <file path=customXml/item4.xml><?xml version="1.0" encoding="utf-8"?>
 <p:properties xmlns:p="http://schemas.microsoft.com/office/2006/metadata/properties" xmlns:xsi="http://www.w3.org/2001/XMLSchema-instance" xmlns:pc="http://schemas.microsoft.com/office/infopath/2007/PartnerControls">
   <documentManagement>
@@ -6698,6 +6698,22 @@
 </file>
 
 <file path=customXml/itemProps1.xml><?xml version="1.0" encoding="utf-8"?>
+<ds:datastoreItem xmlns:ds="http://schemas.openxmlformats.org/officeDocument/2006/customXml" ds:itemID="{2585761D-1AE9-4796-83E7-A2FC381967AF}">
+  <ds:schemaRefs>
+    <ds:schemaRef ds:uri="http://schemas.microsoft.com/sharepoint/v3/contenttype/forms"/>
+  </ds:schemaRefs>
+</ds:datastoreItem>
+</file>
+
+<file path=customXml/itemProps2.xml><?xml version="1.0" encoding="utf-8"?>
+<ds:datastoreItem xmlns:ds="http://schemas.openxmlformats.org/officeDocument/2006/customXml" ds:itemID="{C438ADBA-56D5-474C-BF2C-97C24DDF66BD}">
+  <ds:schemaRefs>
+    <ds:schemaRef ds:uri="http://schemas.openxmlformats.org/officeDocument/2006/bibliography"/>
+  </ds:schemaRefs>
+</ds:datastoreItem>
+</file>
+
+<file path=customXml/itemProps3.xml><?xml version="1.0" encoding="utf-8"?>
 <ds:datastoreItem xmlns:ds="http://schemas.openxmlformats.org/officeDocument/2006/customXml" ds:itemID="{F2CF2FFF-8671-49C5-93E1-DBE832CE9B1D}">
   <ds:schemaRefs>
     <ds:schemaRef ds:uri="http://schemas.microsoft.com/office/2006/metadata/contentType"/>
@@ -6716,29 +6732,19 @@
 </ds:datastoreItem>
 </file>
 
-<file path=customXml/itemProps2.xml><?xml version="1.0" encoding="utf-8"?>
-<ds:datastoreItem xmlns:ds="http://schemas.openxmlformats.org/officeDocument/2006/customXml" ds:itemID="{C438ADBA-56D5-474C-BF2C-97C24DDF66BD}">
-  <ds:schemaRefs>
-    <ds:schemaRef ds:uri="http://schemas.openxmlformats.org/officeDocument/2006/bibliography"/>
-  </ds:schemaRefs>
-</ds:datastoreItem>
-</file>
-
-<file path=customXml/itemProps3.xml><?xml version="1.0" encoding="utf-8"?>
-<ds:datastoreItem xmlns:ds="http://schemas.openxmlformats.org/officeDocument/2006/customXml" ds:itemID="{2585761D-1AE9-4796-83E7-A2FC381967AF}">
-  <ds:schemaRefs>
-    <ds:schemaRef ds:uri="http://schemas.microsoft.com/sharepoint/v3/contenttype/forms"/>
-  </ds:schemaRefs>
-</ds:datastoreItem>
-</file>
-
 <file path=customXml/itemProps4.xml><?xml version="1.0" encoding="utf-8"?>
 <ds:datastoreItem xmlns:ds="http://schemas.openxmlformats.org/officeDocument/2006/customXml" ds:itemID="{3A085C18-819E-4466-9494-DD461C39C2B0}">
   <ds:schemaRefs>
+    <ds:schemaRef ds:uri="8cf100d1-0775-4feb-8634-62999c4541bc"/>
+    <ds:schemaRef ds:uri="http://purl.org/dc/dcmitype/"/>
+    <ds:schemaRef ds:uri="http://purl.org/dc/elements/1.1/"/>
+    <ds:schemaRef ds:uri="38b325e6-602c-452a-8617-173bf47082c5"/>
     <ds:schemaRef ds:uri="http://schemas.microsoft.com/office/2006/metadata/properties"/>
     <ds:schemaRef ds:uri="http://schemas.microsoft.com/office/infopath/2007/PartnerControls"/>
-    <ds:schemaRef ds:uri="38b325e6-602c-452a-8617-173bf47082c5"/>
-    <ds:schemaRef ds:uri="8cf100d1-0775-4feb-8634-62999c4541bc"/>
+    <ds:schemaRef ds:uri="http://schemas.microsoft.com/office/2006/documentManagement/types"/>
+    <ds:schemaRef ds:uri="http://schemas.openxmlformats.org/package/2006/metadata/core-properties"/>
+    <ds:schemaRef ds:uri="http://www.w3.org/XML/1998/namespace"/>
+    <ds:schemaRef ds:uri="http://purl.org/dc/terms/"/>
   </ds:schemaRefs>
 </ds:datastoreItem>
 </file>